--- a/fuentes/CFA3__22230062_DU.docx
+++ b/fuentes/CFA3__22230062_DU.docx
@@ -823,6 +823,7 @@
           <w:tab w:val="left" w:pos="1680"/>
           <w:tab w:val="right" w:leader="dot" w:pos="9962"/>
         </w:tabs>
+        <w:ind w:left="989" w:firstLine="0"/>
         <w:rPr>
           <w:rFonts w:asciiTheme="minorHAnsi" w:eastAsiaTheme="minorEastAsia" w:hAnsiTheme="minorHAnsi" w:cstheme="minorBidi"/>
           <w:noProof/>
@@ -3610,6 +3611,9 @@
         <w:t xml:space="preserve">Figura 1. </w:t>
       </w:r>
       <w:r>
+        <w:rPr>
+          <w:rStyle w:val="Extranjerismo"/>
+        </w:rPr>
         <w:t>SMART</w:t>
       </w:r>
     </w:p>
@@ -13433,10 +13437,10 @@
 <file path=customXml/item4.xml><?xml version="1.0" encoding="utf-8"?>
 <p:properties xmlns:p="http://schemas.microsoft.com/office/2006/metadata/properties" xmlns:xsi="http://www.w3.org/2001/XMLSchema-instance" xmlns:pc="http://schemas.microsoft.com/office/infopath/2007/PartnerControls">
   <documentManagement>
-    <TaxCatchAll xmlns="285d351f-f218-493a-825f-85a9dfbde315" xsi:nil="true"/>
     <lcf76f155ced4ddcb4097134ff3c332f xmlns="55abea07-cd72-4a95-add0-1082a24cf9e9">
       <Terms xmlns="http://schemas.microsoft.com/office/infopath/2007/PartnerControls"/>
     </lcf76f155ced4ddcb4097134ff3c332f>
+    <TaxCatchAll xmlns="285d351f-f218-493a-825f-85a9dfbde315" xsi:nil="true"/>
   </documentManagement>
 </p:properties>
 </file>
@@ -13450,13 +13454,13 @@
 </file>
 
 <file path=customXml/itemProps2.xml><?xml version="1.0" encoding="utf-8"?>
-<ds:datastoreItem xmlns:ds="http://schemas.openxmlformats.org/officeDocument/2006/customXml" ds:itemID="{56AE0F55-BC58-45D3-9818-E25A8BAC5321}"/>
+<ds:datastoreItem xmlns:ds="http://schemas.openxmlformats.org/officeDocument/2006/customXml" ds:itemID="{979101C0-B60B-4979-99F9-CAAB6EDA038A}"/>
 </file>
 
 <file path=customXml/itemProps3.xml><?xml version="1.0" encoding="utf-8"?>
-<ds:datastoreItem xmlns:ds="http://schemas.openxmlformats.org/officeDocument/2006/customXml" ds:itemID="{F3AFD2C3-F569-424F-8CED-D0AF5D638F2D}"/>
+<ds:datastoreItem xmlns:ds="http://schemas.openxmlformats.org/officeDocument/2006/customXml" ds:itemID="{1A720923-88E2-47A5-9FD0-E5CD38CC32FF}"/>
 </file>
 
 <file path=customXml/itemProps4.xml><?xml version="1.0" encoding="utf-8"?>
-<ds:datastoreItem xmlns:ds="http://schemas.openxmlformats.org/officeDocument/2006/customXml" ds:itemID="{BA8FABCD-8DE3-4C6F-BE2B-6847023C02B0}"/>
+<ds:datastoreItem xmlns:ds="http://schemas.openxmlformats.org/officeDocument/2006/customXml" ds:itemID="{75C38BB2-6FBD-43A4-B58A-8209CB36D9EE}"/>
 </file>